--- a/REFLECTIEVERSLAG.docx
+++ b/REFLECTIEVERSLAG.docx
@@ -9,14 +9,6 @@
           <w:bCs/>
         </w:rPr>
       </w:pPr>
-      <w:r>
-        <w:rPr>
-          <w:rFonts w:ascii="Segoe UI Emoji" w:hAnsi="Segoe UI Emoji" w:cs="Segoe UI Emoji"/>
-          <w:b/>
-          <w:bCs/>
-        </w:rPr>
-        <w:t>📄</w:t>
-      </w:r>
       <w:r>
         <w:rPr>
           <w:b/>
@@ -34,47 +26,31 @@
       </w:pPr>
       <w:r>
         <w:rPr>
-          <w:rFonts w:ascii="Segoe UI Emoji" w:hAnsi="Segoe UI Emoji" w:cs="Segoe UI Emoji"/>
           <w:b/>
           <w:bCs/>
         </w:rPr>
-        <w:t>🧾</w:t>
-      </w:r>
-      <w:r>
+        <w:t xml:space="preserve"> 1. Inleiding</w:t>
+      </w:r>
+    </w:p>
+    <w:p>
+      <w:r>
+        <w:t>Voor deze opdracht heb ik een Progressive Web App (PWA) ontwikkeld met het thema “Mijn Gezondheid” / “FitTrack”. Het doel van de applicatie is om gebruikers te helpen hun fitnessactiviteiten bij te houden, zoals oefeningen, sets en herhalingen. De app werkt offline en kan worden geïnstalleerd op mobiele apparaten.</w:t>
+      </w:r>
+    </w:p>
+    <w:p>
+      <w:r>
+        <w:pict w14:anchorId="0D01B0B1">
+          <v:rect id="_x0000_i1025" style="width:0;height:1.5pt" o:hralign="center" o:hrstd="t" o:hr="t" fillcolor="#a0a0a0" stroked="f"/>
+        </w:pict>
+      </w:r>
+    </w:p>
+    <w:p>
+      <w:pPr>
         <w:rPr>
           <w:b/>
           <w:bCs/>
         </w:rPr>
-        <w:t xml:space="preserve"> 1. Inleiding</w:t>
-      </w:r>
-    </w:p>
-    <w:p>
-      <w:r>
-        <w:t>Voor deze opdracht heb ik een Progressive Web App (PWA) ontwikkeld met het thema “Mijn Gezondheid” / “FitTrack”. Het doel van de applicatie is om gebruikers te helpen hun fitnessactiviteiten bij te houden, zoals oefeningen, sets en herhalingen. De app werkt offline en kan worden geïnstalleerd op mobiele apparaten.</w:t>
-      </w:r>
-    </w:p>
-    <w:p>
-      <w:r>
-        <w:pict w14:anchorId="0D01B0B1">
-          <v:rect id="_x0000_i1073" style="width:0;height:1.5pt" o:hralign="center" o:hrstd="t" o:hr="t" fillcolor="#a0a0a0" stroked="f"/>
-        </w:pict>
-      </w:r>
-    </w:p>
-    <w:p>
-      <w:pPr>
-        <w:rPr>
-          <w:b/>
-          <w:bCs/>
-        </w:rPr>
-      </w:pPr>
-      <w:r>
-        <w:rPr>
-          <w:rFonts w:ascii="Segoe UI Emoji" w:hAnsi="Segoe UI Emoji" w:cs="Segoe UI Emoji"/>
-          <w:b/>
-          <w:bCs/>
-        </w:rPr>
-        <w:t>🎯</w:t>
-      </w:r>
+      </w:pPr>
       <w:r>
         <w:rPr>
           <w:b/>
@@ -91,7 +67,7 @@
     <w:p>
       <w:r>
         <w:pict w14:anchorId="14E439F7">
-          <v:rect id="_x0000_i1074" style="width:0;height:1.5pt" o:hralign="center" o:hrstd="t" o:hr="t" fillcolor="#a0a0a0" stroked="f"/>
+          <v:rect id="_x0000_i1026" style="width:0;height:1.5pt" o:hralign="center" o:hrstd="t" o:hr="t" fillcolor="#a0a0a0" stroked="f"/>
         </w:pict>
       </w:r>
     </w:p>
@@ -102,14 +78,6 @@
           <w:bCs/>
         </w:rPr>
       </w:pPr>
-      <w:r>
-        <w:rPr>
-          <w:rFonts w:ascii="Segoe UI Emoji" w:hAnsi="Segoe UI Emoji" w:cs="Segoe UI Emoji"/>
-          <w:b/>
-          <w:bCs/>
-        </w:rPr>
-        <w:t>🛠️</w:t>
-      </w:r>
       <w:r>
         <w:rPr>
           <w:b/>
@@ -197,7 +165,7 @@
     <w:p>
       <w:r>
         <w:pict w14:anchorId="12906D09">
-          <v:rect id="_x0000_i1075" style="width:0;height:1.5pt" o:hralign="center" o:hrstd="t" o:hr="t" fillcolor="#a0a0a0" stroked="f"/>
+          <v:rect id="_x0000_i1027" style="width:0;height:1.5pt" o:hralign="center" o:hrstd="t" o:hr="t" fillcolor="#a0a0a0" stroked="f"/>
         </w:pict>
       </w:r>
     </w:p>
@@ -208,14 +176,6 @@
           <w:bCs/>
         </w:rPr>
       </w:pPr>
-      <w:r>
-        <w:rPr>
-          <w:rFonts w:ascii="Segoe UI Emoji" w:hAnsi="Segoe UI Emoji" w:cs="Segoe UI Emoji"/>
-          <w:b/>
-          <w:bCs/>
-        </w:rPr>
-        <w:t>🧩</w:t>
-      </w:r>
       <w:r>
         <w:rPr>
           <w:b/>
@@ -305,7 +265,7 @@
       <w:r>
         <w:lastRenderedPageBreak/>
         <w:pict w14:anchorId="49B39D81">
-          <v:rect id="_x0000_i1076" style="width:0;height:1.5pt" o:hralign="center" o:hrstd="t" o:hr="t" fillcolor="#a0a0a0" stroked="f"/>
+          <v:rect id="_x0000_i1028" style="width:0;height:1.5pt" o:hralign="center" o:hrstd="t" o:hr="t" fillcolor="#a0a0a0" stroked="f"/>
         </w:pict>
       </w:r>
     </w:p>
@@ -316,14 +276,6 @@
           <w:bCs/>
         </w:rPr>
       </w:pPr>
-      <w:r>
-        <w:rPr>
-          <w:rFonts w:ascii="Segoe UI Emoji" w:hAnsi="Segoe UI Emoji" w:cs="Segoe UI Emoji"/>
-          <w:b/>
-          <w:bCs/>
-        </w:rPr>
-        <w:t>⚠️</w:t>
-      </w:r>
       <w:r>
         <w:rPr>
           <w:b/>
@@ -385,7 +337,7 @@
     <w:p>
       <w:r>
         <w:pict w14:anchorId="0AAE304A">
-          <v:rect id="_x0000_i1077" style="width:0;height:1.5pt" o:hralign="center" o:hrstd="t" o:hr="t" fillcolor="#a0a0a0" stroked="f"/>
+          <v:rect id="_x0000_i1029" style="width:0;height:1.5pt" o:hralign="center" o:hrstd="t" o:hr="t" fillcolor="#a0a0a0" stroked="f"/>
         </w:pict>
       </w:r>
     </w:p>
@@ -396,14 +348,6 @@
           <w:bCs/>
         </w:rPr>
       </w:pPr>
-      <w:r>
-        <w:rPr>
-          <w:rFonts w:ascii="Segoe UI Emoji" w:hAnsi="Segoe UI Emoji" w:cs="Segoe UI Emoji"/>
-          <w:b/>
-          <w:bCs/>
-        </w:rPr>
-        <w:t>📚</w:t>
-      </w:r>
       <w:r>
         <w:rPr>
           <w:b/>
@@ -486,7 +430,7 @@
     <w:p>
       <w:r>
         <w:pict w14:anchorId="577F32DD">
-          <v:rect id="_x0000_i1078" style="width:0;height:1.5pt" o:hralign="center" o:hrstd="t" o:hr="t" fillcolor="#a0a0a0" stroked="f"/>
+          <v:rect id="_x0000_i1030" style="width:0;height:1.5pt" o:hralign="center" o:hrstd="t" o:hr="t" fillcolor="#a0a0a0" stroked="f"/>
         </w:pict>
       </w:r>
     </w:p>
@@ -497,14 +441,6 @@
           <w:bCs/>
         </w:rPr>
       </w:pPr>
-      <w:r>
-        <w:rPr>
-          <w:rFonts w:ascii="Segoe UI Emoji" w:hAnsi="Segoe UI Emoji" w:cs="Segoe UI Emoji"/>
-          <w:b/>
-          <w:bCs/>
-        </w:rPr>
-        <w:t>🤝</w:t>
-      </w:r>
       <w:r>
         <w:rPr>
           <w:b/>
@@ -521,7 +457,7 @@
     <w:p>
       <w:r>
         <w:pict w14:anchorId="45CF3A07">
-          <v:rect id="_x0000_i1079" style="width:0;height:1.5pt" o:hralign="center" o:hrstd="t" o:hr="t" fillcolor="#a0a0a0" stroked="f"/>
+          <v:rect id="_x0000_i1031" style="width:0;height:1.5pt" o:hralign="center" o:hrstd="t" o:hr="t" fillcolor="#a0a0a0" stroked="f"/>
         </w:pict>
       </w:r>
     </w:p>
@@ -532,14 +468,6 @@
           <w:bCs/>
         </w:rPr>
       </w:pPr>
-      <w:r>
-        <w:rPr>
-          <w:rFonts w:ascii="Segoe UI Emoji" w:hAnsi="Segoe UI Emoji" w:cs="Segoe UI Emoji"/>
-          <w:b/>
-          <w:bCs/>
-        </w:rPr>
-        <w:t>📱</w:t>
-      </w:r>
       <w:r>
         <w:rPr>
           <w:b/>
@@ -594,7 +522,6 @@
         </w:numPr>
       </w:pPr>
       <w:r>
-        <w:lastRenderedPageBreak/>
         <w:t xml:space="preserve">Installeerbaar is op mobiel </w:t>
       </w:r>
     </w:p>
@@ -606,6 +533,7 @@
         </w:numPr>
       </w:pPr>
       <w:r>
+        <w:lastRenderedPageBreak/>
         <w:t xml:space="preserve">Responsive is voor desktop en mobiel </w:t>
       </w:r>
     </w:p>
@@ -634,7 +562,7 @@
     <w:p>
       <w:r>
         <w:pict w14:anchorId="39F1EE0B">
-          <v:rect id="_x0000_i1080" style="width:0;height:1.5pt" o:hralign="center" o:hrstd="t" o:hr="t" fillcolor="#a0a0a0" stroked="f"/>
+          <v:rect id="_x0000_i1032" style="width:0;height:1.5pt" o:hralign="center" o:hrstd="t" o:hr="t" fillcolor="#a0a0a0" stroked="f"/>
         </w:pict>
       </w:r>
     </w:p>
@@ -645,14 +573,6 @@
           <w:bCs/>
         </w:rPr>
       </w:pPr>
-      <w:r>
-        <w:rPr>
-          <w:rFonts w:ascii="Segoe UI Emoji" w:hAnsi="Segoe UI Emoji" w:cs="Segoe UI Emoji"/>
-          <w:b/>
-          <w:bCs/>
-        </w:rPr>
-        <w:t>🏁</w:t>
-      </w:r>
       <w:r>
         <w:rPr>
           <w:b/>
@@ -2045,6 +1965,7 @@
   <w:style w:type="character" w:default="1" w:styleId="VarsaylanParagrafYazTipi">
     <w:name w:val="Default Paragraph Font"/>
     <w:uiPriority w:val="1"/>
+    <w:semiHidden/>
     <w:unhideWhenUsed/>
   </w:style>
   <w:style w:type="table" w:default="1" w:styleId="NormalTablo">
